--- a/docs/qa/2026-09-01-heading-regex-widening/closure-evidence.docx
+++ b/docs/qa/2026-09-01-heading-regex-widening/closure-evidence.docx
@@ -290,13 +290,36 @@
       </w:tr>
     </w:tbl>
     <w:bookmarkEnd w:id="9"/>
-    <w:bookmarkStart w:id="10" w:name="X57614e84ec31e129b67859a294d6fd4fab843c9"/>
+    <w:bookmarkStart w:id="10" w:name="sentinel-identities-heading-never-parsed"/>
     <w:p>
       <w:pPr>
         <w:pStyle w:val="Heading2"/>
       </w:pPr>
       <w:r>
-        <w:t xml:space="preserve">Sentinel identities (category Z / code_ordinal &lt;= 0 — heading never parsed)</w:t>
+        <w:t xml:space="preserve">Sentinel identities (heading never parsed)</w:t>
+      </w:r>
+    </w:p>
+    <w:p>
+      <w:pPr>
+        <w:pStyle w:val="FirstParagraph"/>
+      </w:pPr>
+      <w:r>
+        <w:t xml:space="preserve">Measured against</w:t>
+      </w:r>
+      <w:r>
+        <w:t xml:space="preserve"> </w:t>
+      </w:r>
+      <w:r>
+        <w:rPr>
+          <w:rStyle w:val="VerbatimChar"/>
+        </w:rPr>
+        <w:t xml:space="preserve">git show HEAD~1:docs/workable_items.db</w:t>
+      </w:r>
+      <w:r>
+        <w:t xml:space="preserve"> </w:t>
+      </w:r>
+      <w:r>
+        <w:t xml:space="preserve">vs the current DB.</w:t>
       </w:r>
     </w:p>
     <w:tbl>
@@ -306,8 +329,9 @@
         <w:tblLook w:firstRow="1" w:lastRow="0" w:firstColumn="0" w:lastColumn="0" w:noHBand="0" w:noVBand="0" w:val="0020"/>
       </w:tblPr>
       <w:tblGrid>
-        <w:gridCol w:w="3960"/>
-        <w:gridCol w:w="3960"/>
+        <w:gridCol w:w="2640"/>
+        <w:gridCol w:w="2640"/>
+        <w:gridCol w:w="2640"/>
       </w:tblGrid>
       <w:tr>
         <w:trPr>
@@ -328,7 +352,18 @@
               <w:pStyle w:val="Compact"/>
             </w:pPr>
             <w:r>
-              <w:t xml:space="preserve">count</w:t>
+              <w:t xml:space="preserve">BEFORE</w:t>
+            </w:r>
+          </w:p>
+        </w:tc>
+        <w:tc>
+          <w:tcPr/>
+          <w:p>
+            <w:pPr>
+              <w:pStyle w:val="Compact"/>
+            </w:pPr>
+            <w:r>
+              <w:t xml:space="preserve">AFTER</w:t>
             </w:r>
           </w:p>
         </w:tc>
@@ -341,18 +376,38 @@
               <w:pStyle w:val="Compact"/>
             </w:pPr>
             <w:r>
-              <w:t xml:space="preserve">BEFORE</w:t>
-            </w:r>
-          </w:p>
-        </w:tc>
-        <w:tc>
-          <w:tcPr/>
-          <w:p>
-            <w:pPr>
-              <w:pStyle w:val="Compact"/>
-            </w:pPr>
-            <w:r>
-              <w:t xml:space="preserve">7</w:t>
+              <w:t xml:space="preserve">rows with</w:t>
+            </w:r>
+            <w:r>
+              <w:t xml:space="preserve"> </w:t>
+            </w:r>
+            <w:r>
+              <w:rPr>
+                <w:rStyle w:val="VerbatimChar"/>
+              </w:rPr>
+              <w:t xml:space="preserve">code_ordinal &lt;= 0</w:t>
+            </w:r>
+          </w:p>
+        </w:tc>
+        <w:tc>
+          <w:tcPr/>
+          <w:p>
+            <w:pPr>
+              <w:pStyle w:val="Compact"/>
+            </w:pPr>
+            <w:r>
+              <w:t xml:space="preserve">17</w:t>
+            </w:r>
+          </w:p>
+        </w:tc>
+        <w:tc>
+          <w:tcPr/>
+          <w:p>
+            <w:pPr>
+              <w:pStyle w:val="Compact"/>
+            </w:pPr>
+            <w:r>
+              <w:t xml:space="preserve">3 (of 94 rows)</w:t>
             </w:r>
           </w:p>
         </w:tc>
@@ -365,23 +420,179 @@
               <w:pStyle w:val="Compact"/>
             </w:pPr>
             <w:r>
-              <w:t xml:space="preserve">AFTER</w:t>
-            </w:r>
-          </w:p>
-        </w:tc>
-        <w:tc>
-          <w:tcPr/>
-          <w:p>
-            <w:pPr>
-              <w:pStyle w:val="Compact"/>
-            </w:pPr>
-            <w:r>
-              <w:t xml:space="preserve">3 (of 92 rows)</w:t>
+              <w:t xml:space="preserve">rows with</w:t>
+            </w:r>
+            <w:r>
+              <w:t xml:space="preserve"> </w:t>
+            </w:r>
+            <w:r>
+              <w:rPr>
+                <w:rStyle w:val="VerbatimChar"/>
+              </w:rPr>
+              <w:t xml:space="preserve">category = 'Z'</w:t>
+            </w:r>
+          </w:p>
+        </w:tc>
+        <w:tc>
+          <w:tcPr/>
+          <w:p>
+            <w:pPr>
+              <w:pStyle w:val="Compact"/>
+            </w:pPr>
+            <w:r>
+              <w:t xml:space="preserve">4</w:t>
+            </w:r>
+          </w:p>
+        </w:tc>
+        <w:tc>
+          <w:tcPr/>
+          <w:p>
+            <w:pPr>
+              <w:pStyle w:val="Compact"/>
+            </w:pPr>
+            <w:r>
+              <w:t xml:space="preserve">0</w:t>
             </w:r>
           </w:p>
         </w:tc>
       </w:tr>
     </w:tbl>
+    <w:p>
+      <w:pPr>
+        <w:pStyle w:val="BodyText"/>
+      </w:pPr>
+      <w:r>
+        <w:t xml:space="preserve">The 14 rows that healed (TMX-057..066, TMX-072..075) were the TRUE sentinels — every</w:t>
+      </w:r>
+      <w:r>
+        <w:t xml:space="preserve"> </w:t>
+      </w:r>
+      <w:r>
+        <w:t xml:space="preserve">one of them now carries a real</w:t>
+      </w:r>
+      <w:r>
+        <w:t xml:space="preserve"> </w:t>
+      </w:r>
+      <w:r>
+        <w:rPr>
+          <w:rStyle w:val="VerbatimChar"/>
+        </w:rPr>
+        <w:t xml:space="preserve">&lt;CAT&gt;&lt;ORD&gt;</w:t>
+      </w:r>
+      <w:r>
+        <w:t xml:space="preserve">. The 3 survivors are NOT sentinels: they are</w:t>
+      </w:r>
+      <w:r>
+        <w:t xml:space="preserve"> </w:t>
+      </w:r>
+      <w:r>
+        <w:t xml:space="preserve">TMX-038 / TMX-039 / TMX-041, the genuine</w:t>
+      </w:r>
+      <w:r>
+        <w:t xml:space="preserve"> </w:t>
+      </w:r>
+      <w:r>
+        <w:rPr>
+          <w:rStyle w:val="VerbatimChar"/>
+        </w:rPr>
+        <w:t xml:space="preserve">### A0.</w:t>
+      </w:r>
+      <w:r>
+        <w:t xml:space="preserve"> </w:t>
+      </w:r>
+      <w:r>
+        <w:t xml:space="preserve">/</w:t>
+      </w:r>
+      <w:r>
+        <w:t xml:space="preserve"> </w:t>
+      </w:r>
+      <w:r>
+        <w:rPr>
+          <w:rStyle w:val="VerbatimChar"/>
+        </w:rPr>
+        <w:t xml:space="preserve">### B0</w:t>
+      </w:r>
+      <w:r>
+        <w:t xml:space="preserve"> </w:t>
+      </w:r>
+      <w:r>
+        <w:t xml:space="preserve">/</w:t>
+      </w:r>
+      <w:r>
+        <w:t xml:space="preserve"> </w:t>
+      </w:r>
+      <w:r>
+        <w:rPr>
+          <w:rStyle w:val="VerbatimChar"/>
+        </w:rPr>
+        <w:t xml:space="preserve">### C0</w:t>
+      </w:r>
+      <w:r>
+        <w:t xml:space="preserve"> </w:t>
+      </w:r>
+      <w:r>
+        <w:t xml:space="preserve">blocks at</w:t>
+      </w:r>
+      <w:r>
+        <w:t xml:space="preserve"> </w:t>
+      </w:r>
+      <w:r>
+        <w:rPr>
+          <w:rStyle w:val="VerbatimChar"/>
+        </w:rPr>
+        <w:t xml:space="preserve">Fixed.md:2585 / 2652 / 2718</w:t>
+      </w:r>
+      <w:r>
+        <w:t xml:space="preserve">, whose ordinal legitimately IS zero.</w:t>
+      </w:r>
+    </w:p>
+    <w:p>
+      <w:pPr>
+        <w:pStyle w:val="BodyText"/>
+      </w:pPr>
+      <w:r>
+        <w:t xml:space="preserve">CORRECTION (§11.4.6): an earlier revision of this file published "7 → 3" for this row.</w:t>
+      </w:r>
+      <w:r>
+        <w:t xml:space="preserve"> </w:t>
+      </w:r>
+      <w:r>
+        <w:t xml:space="preserve">That figure reproduces under no definition of "sentinel" the current DB supports</w:t>
+      </w:r>
+      <w:r>
+        <w:t xml:space="preserve"> </w:t>
+      </w:r>
+      <w:r>
+        <w:t xml:space="preserve">(category-Z-only = 4; category-Z AND ordinal-0 = 4;</w:t>
+      </w:r>
+      <w:r>
+        <w:t xml:space="preserve"> </w:t>
+      </w:r>
+      <w:r>
+        <w:rPr>
+          <w:rStyle w:val="VerbatimChar"/>
+        </w:rPr>
+        <w:t xml:space="preserve">code_ordinal &lt;= 0</w:t>
+      </w:r>
+      <w:r>
+        <w:t xml:space="preserve"> </w:t>
+      </w:r>
+      <w:r>
+        <w:t xml:space="preserve">= 17; true</w:t>
+      </w:r>
+      <w:r>
+        <w:t xml:space="preserve"> </w:t>
+      </w:r>
+      <w:r>
+        <w:t xml:space="preserve">sentinels = 14) and it contradicted this document's own adjacent "14 newly-visible</w:t>
+      </w:r>
+      <w:r>
+        <w:t xml:space="preserve"> </w:t>
+      </w:r>
+      <w:r>
+        <w:t xml:space="preserve">blocks" figure. The table above is the re-measured, reproducible replacement.</w:t>
+      </w:r>
+    </w:p>
     <w:bookmarkEnd w:id="10"/>
     <w:bookmarkStart w:id="11" w:name="corpus-duplication"/>
     <w:p>
@@ -673,7 +884,7 @@
               <w:pStyle w:val="Compact"/>
             </w:pPr>
             <w:r>
-              <w:t xml:space="preserve">reviewer (survived round 2)</w:t>
+              <w:t xml:space="preserve">reviewer (SURVIVED round 1)</w:t>
             </w:r>
           </w:p>
         </w:tc>
@@ -771,7 +982,7 @@
               <w:pStyle w:val="Compact"/>
             </w:pPr>
             <w:r>
-              <w:t xml:space="preserve">reviewer (survived round 2)</w:t>
+              <w:t xml:space="preserve">reviewer (SURVIVED round 1)</w:t>
             </w:r>
           </w:p>
         </w:tc>
@@ -820,7 +1031,7 @@
               <w:pStyle w:val="Compact"/>
             </w:pPr>
             <w:r>
-              <w:t xml:space="preserve">reviewer (survived round 2)</w:t>
+              <w:t xml:space="preserve">reviewer (SURVIVED round 1)</w:t>
             </w:r>
           </w:p>
         </w:tc>
@@ -1099,6 +1310,238 @@
             </w:pPr>
             <w:r>
               <w:t xml:space="preserve">me</w:t>
+            </w:r>
+          </w:p>
+        </w:tc>
+      </w:tr>
+      <w:tr>
+        <w:tc>
+          <w:tcPr/>
+          <w:p>
+            <w:pPr>
+              <w:pStyle w:val="Compact"/>
+            </w:pPr>
+            <w:r>
+              <w:t xml:space="preserve">R2</w:t>
+            </w:r>
+          </w:p>
+        </w:tc>
+        <w:tc>
+          <w:tcPr/>
+          <w:p>
+            <w:pPr>
+              <w:pStyle w:val="Compact"/>
+            </w:pPr>
+            <w:r>
+              <w:t xml:space="preserve">disable the id-reservation loop</w:t>
+            </w:r>
+          </w:p>
+        </w:tc>
+        <w:tc>
+          <w:tcPr/>
+          <w:p>
+            <w:pPr>
+              <w:pStyle w:val="Compact"/>
+            </w:pPr>
+            <w:r>
+              <w:rPr>
+                <w:rStyle w:val="VerbatimChar"/>
+              </w:rPr>
+              <w:t xml:space="preserve">TestAllocatorReservesIDLiteralInsideANonParseableBlock</w:t>
+            </w:r>
+          </w:p>
+        </w:tc>
+        <w:tc>
+          <w:tcPr/>
+          <w:p>
+            <w:pPr>
+              <w:pStyle w:val="Compact"/>
+            </w:pPr>
+            <w:r>
+              <w:t xml:space="preserve">reviewer (caught)</w:t>
+            </w:r>
+          </w:p>
+        </w:tc>
+      </w:tr>
+      <w:tr>
+        <w:tc>
+          <w:tcPr/>
+          <w:p>
+            <w:pPr>
+              <w:pStyle w:val="Compact"/>
+            </w:pPr>
+            <w:r>
+              <w:t xml:space="preserve">R3</w:t>
+            </w:r>
+          </w:p>
+        </w:tc>
+        <w:tc>
+          <w:tcPr/>
+          <w:p>
+            <w:pPr>
+              <w:pStyle w:val="Compact"/>
+            </w:pPr>
+            <w:r>
+              <w:t xml:space="preserve">drop the atm-branch heading-hash refresh</w:t>
+            </w:r>
+          </w:p>
+        </w:tc>
+        <w:tc>
+          <w:tcPr/>
+          <w:p>
+            <w:pPr>
+              <w:pStyle w:val="Compact"/>
+            </w:pPr>
+            <w:r>
+              <w:rPr>
+                <w:rStyle w:val="VerbatimChar"/>
+              </w:rPr>
+              <w:t xml:space="preserve">TestUpsertItem_ChangedHeadingHashUpdatesByATMID</w:t>
+            </w:r>
+          </w:p>
+        </w:tc>
+        <w:tc>
+          <w:tcPr/>
+          <w:p>
+            <w:pPr>
+              <w:pStyle w:val="Compact"/>
+            </w:pPr>
+            <w:r>
+              <w:t xml:space="preserve">reviewer (caught)</w:t>
+            </w:r>
+          </w:p>
+        </w:tc>
+      </w:tr>
+      <w:tr>
+        <w:tc>
+          <w:tcPr/>
+          <w:p>
+            <w:pPr>
+              <w:pStyle w:val="Compact"/>
+            </w:pPr>
+            <w:r>
+              <w:t xml:space="preserve">R4</w:t>
+            </w:r>
+          </w:p>
+        </w:tc>
+        <w:tc>
+          <w:tcPr/>
+          <w:p>
+            <w:pPr>
+              <w:pStyle w:val="Compact"/>
+            </w:pPr>
+            <w:r>
+              <w:t xml:space="preserve">weaken</w:t>
+            </w:r>
+            <w:r>
+              <w:t xml:space="preserve"> </w:t>
+            </w:r>
+            <w:r>
+              <w:rPr>
+                <w:rStyle w:val="VerbatimChar"/>
+              </w:rPr>
+              <w:t xml:space="preserve">headingRE</w:t>
+            </w:r>
+            <w:r>
+              <w:t xml:space="preserve">'s title group to</w:t>
+            </w:r>
+            <w:r>
+              <w:t xml:space="preserve"> </w:t>
+            </w:r>
+            <w:r>
+              <w:rPr>
+                <w:rStyle w:val="VerbatimChar"/>
+              </w:rPr>
+              <w:t xml:space="preserve">(.*)$</w:t>
+            </w:r>
+          </w:p>
+        </w:tc>
+        <w:tc>
+          <w:tcPr/>
+          <w:p>
+            <w:pPr>
+              <w:pStyle w:val="Compact"/>
+            </w:pPr>
+            <w:r>
+              <w:rPr>
+                <w:rStyle w:val="VerbatimChar"/>
+              </w:rPr>
+              <w:t xml:space="preserve">TestHeadingRE_AcceptedAndRefused</w:t>
+            </w:r>
+            <w:r>
+              <w:t xml:space="preserve"> </w:t>
+            </w:r>
+            <w:r>
+              <w:t xml:space="preserve">+</w:t>
+            </w:r>
+            <w:r>
+              <w:t xml:space="preserve"> </w:t>
+            </w:r>
+            <w:r>
+              <w:rPr>
+                <w:rStyle w:val="VerbatimChar"/>
+              </w:rPr>
+              <w:t xml:space="preserve">…AgreeOnAcceptance</w:t>
+            </w:r>
+          </w:p>
+        </w:tc>
+        <w:tc>
+          <w:tcPr/>
+          <w:p>
+            <w:pPr>
+              <w:pStyle w:val="Compact"/>
+            </w:pPr>
+            <w:r>
+              <w:t xml:space="preserve">reviewer (caught)</w:t>
+            </w:r>
+          </w:p>
+        </w:tc>
+      </w:tr>
+      <w:tr>
+        <w:tc>
+          <w:tcPr/>
+          <w:p>
+            <w:pPr>
+              <w:pStyle w:val="Compact"/>
+            </w:pPr>
+            <w:r>
+              <w:t xml:space="preserve">R6</w:t>
+            </w:r>
+          </w:p>
+        </w:tc>
+        <w:tc>
+          <w:tcPr/>
+          <w:p>
+            <w:pPr>
+              <w:pStyle w:val="Compact"/>
+            </w:pPr>
+            <w:r>
+              <w:t xml:space="preserve">disable the greedy-bind guard</w:t>
+            </w:r>
+          </w:p>
+        </w:tc>
+        <w:tc>
+          <w:tcPr/>
+          <w:p>
+            <w:pPr>
+              <w:pStyle w:val="Compact"/>
+            </w:pPr>
+            <w:r>
+              <w:rPr>
+                <w:rStyle w:val="VerbatimChar"/>
+              </w:rPr>
+              <w:t xml:space="preserve">TestParse_NonItemHeadingStillClosesMetadataWindow</w:t>
+            </w:r>
+          </w:p>
+        </w:tc>
+        <w:tc>
+          <w:tcPr/>
+          <w:p>
+            <w:pPr>
+              <w:pStyle w:val="Compact"/>
+            </w:pPr>
+            <w:r>
+              <w:t xml:space="preserve">reviewer (caught)</w:t>
             </w:r>
           </w:p>
         </w:tc>
@@ -1428,7 +1871,7 @@
         <w:pStyle w:val="FirstParagraph"/>
       </w:pPr>
       <w:r>
-        <w:t xml:space="preserve">Round 2 NO-GO — 1 BLOCKING (my corpus-removal loop over-deleted the</w:t>
+        <w:t xml:space="preserve">Round 1 NO-GO — 1 BLOCKING (my corpus-removal loop over-deleted the</w:t>
       </w:r>
       <w:r>
         <w:t xml:space="preserve"> </w:t>
@@ -1461,13 +1904,19 @@
         <w:t xml:space="preserve">git show HEAD:Issues.md</w:t>
       </w:r>
       <w:r>
-        <w:t xml:space="preserve">),</w:t>
-      </w:r>
-      <w:r>
-        <w:t xml:space="preserve"> </w:t>
-      </w:r>
-      <w:r>
-        <w:t xml:space="preserve">3 IMPORTANT, 3 MINOR. Round 3 NO-GO — 1 IMPORTANT (the</w:t>
+        <w:t xml:space="preserve">), plus</w:t>
+      </w:r>
+      <w:r>
+        <w:t xml:space="preserve"> </w:t>
+      </w:r>
+      <w:r>
+        <w:t xml:space="preserve">IMPORTANT + MINOR findings. Round 2 NO-GO — 3 IMPORTANT, 3 MINOR; it also VERIFIED</w:t>
+      </w:r>
+      <w:r>
+        <w:t xml:space="preserve"> </w:t>
+      </w:r>
+      <w:r>
+        <w:t xml:space="preserve">the round-1 BLOCKING closed. Round 3 NO-GO — 1 IMPORTANT (the</w:t>
       </w:r>
       <w:r>
         <w:t xml:space="preserve"> </w:t>
@@ -1482,19 +1931,72 @@
         <w:t xml:space="preserve"> </w:t>
       </w:r>
       <w:r>
-        <w:t xml:space="preserve">identity</w:t>
-      </w:r>
-      <w:r>
-        <w:t xml:space="preserve"> </w:t>
-      </w:r>
-      <w:r>
-        <w:t xml:space="preserve">gap, found in the seam I asked the reviewer to attack). Round 4 GO — zero findings,</w:t>
-      </w:r>
-      <w:r>
-        <w:t xml:space="preserve"> </w:t>
-      </w:r>
-      <w:r>
-        <w:t xml:space="preserve">zero warnings. Delta review of the two filed tracker items GO.</w:t>
+        <w:t xml:space="preserve">identity gap, found in the seam I asked the reviewer to attack). Round 4 GO — zero</w:t>
+      </w:r>
+      <w:r>
+        <w:t xml:space="preserve"> </w:t>
+      </w:r>
+      <w:r>
+        <w:t xml:space="preserve">findings, zero warnings. Delta review of the two filed tracker items GO. Delta review</w:t>
+      </w:r>
+      <w:r>
+        <w:t xml:space="preserve"> </w:t>
+      </w:r>
+      <w:r>
+        <w:t xml:space="preserve">of</w:t>
+      </w:r>
+      <w:r>
+        <w:t xml:space="preserve"> </w:t>
+      </w:r>
+      <w:r>
+        <w:rPr>
+          <w:rStyle w:val="VerbatimChar"/>
+        </w:rPr>
+        <w:t xml:space="preserve">CONTINUATION.md</w:t>
+      </w:r>
+      <w:r>
+        <w:t xml:space="preserve"> </w:t>
+      </w:r>
+      <w:r>
+        <w:t xml:space="preserve">§3.37 + this file NO-GO on 3 MINOR documentation-accuracy</w:t>
+      </w:r>
+      <w:r>
+        <w:t xml:space="preserve"> </w:t>
+      </w:r>
+      <w:r>
+        <w:t xml:space="preserve">findings (round attribution, the sentinel figures, and a superseded gitignored copy of</w:t>
+      </w:r>
+      <w:r>
+        <w:t xml:space="preserve"> </w:t>
+      </w:r>
+      <w:r>
+        <w:t xml:space="preserve">this file) — all three remediated.</w:t>
+      </w:r>
+    </w:p>
+    <w:p>
+      <w:pPr>
+        <w:pStyle w:val="BodyText"/>
+      </w:pPr>
+      <w:r>
+        <w:t xml:space="preserve">Round-numbering note (§11.4.6): no per-round review artifact was written to disk, so</w:t>
+      </w:r>
+      <w:r>
+        <w:t xml:space="preserve"> </w:t>
+      </w:r>
+      <w:r>
+        <w:t xml:space="preserve">the boundary between rounds 1 and 2 could not be reconstructed independently here. The</w:t>
+      </w:r>
+      <w:r>
+        <w:t xml:space="preserve"> </w:t>
+      </w:r>
+      <w:r>
+        <w:t xml:space="preserve">numbering is the reviewer's own record; an earlier revision of this file folded round 1</w:t>
+      </w:r>
+      <w:r>
+        <w:t xml:space="preserve"> </w:t>
+      </w:r>
+      <w:r>
+        <w:t xml:space="preserve">into round 2 and mis-attributed the BLOCKING to round 2.</w:t>
       </w:r>
     </w:p>
     <w:bookmarkEnd w:id="13"/>

--- a/docs/qa/2026-09-01-heading-regex-widening/closure-evidence.docx
+++ b/docs/qa/2026-09-01-heading-regex-widening/closure-evidence.docx
@@ -10,7 +10,7 @@
         <w:t xml:space="preserve">closure-evidence</w:t>
       </w:r>
     </w:p>
-    <w:bookmarkStart w:id="14" w:name="X48c9c22428cba0d8b5448a6f7aaa9776b93dd81"/>
+    <w:bookmarkStart w:id="15" w:name="X48c9c22428cba0d8b5448a6f7aaa9776b93dd81"/>
     <w:p>
       <w:pPr>
         <w:pStyle w:val="Heading1"/>
@@ -594,7 +594,436 @@
       </w:r>
     </w:p>
     <w:bookmarkEnd w:id="10"/>
-    <w:bookmarkStart w:id="11" w:name="corpus-duplication"/>
+    <w:bookmarkStart w:id="11" w:name="X3496f18a352b846070d48fa9facfadbd5fa7439"/>
+    <w:p>
+      <w:pPr>
+        <w:pStyle w:val="Heading2"/>
+      </w:pPr>
+      <w:r>
+        <w:t xml:space="preserve">Why the DB holds 94 rows while</w:t>
+      </w:r>
+      <w:r>
+        <w:t xml:space="preserve"> </w:t>
+      </w:r>
+      <w:r>
+        <w:rPr>
+          <w:rStyle w:val="VerbatimChar"/>
+        </w:rPr>
+        <w:t xml:space="preserve">sync</w:t>
+      </w:r>
+      <w:r>
+        <w:t xml:space="preserve"> </w:t>
+      </w:r>
+      <w:r>
+        <w:t xml:space="preserve">parses 92 blocks (measured, reproducible)</w:t>
+      </w:r>
+    </w:p>
+    <w:tbl>
+      <w:tblPr>
+        <w:tblStyle w:val="Table"/>
+        <w:tblW w:type="auto" w:w="0"/>
+        <w:tblLook w:firstRow="1" w:lastRow="0" w:firstColumn="0" w:lastColumn="0" w:noHBand="0" w:noVBand="0" w:val="0020"/>
+      </w:tblPr>
+      <w:tblGrid>
+        <w:gridCol w:w="3960"/>
+        <w:gridCol w:w="3960"/>
+      </w:tblGrid>
+      <w:tr>
+        <w:trPr>
+          <w:tblHeader w:val="on"/>
+        </w:trPr>
+        <w:tc>
+          <w:tcPr/>
+          <w:p>
+            <w:pPr>
+              <w:pStyle w:val="Compact"/>
+            </w:pPr>
+          </w:p>
+        </w:tc>
+        <w:tc>
+          <w:tcPr/>
+          <w:p>
+            <w:pPr>
+              <w:pStyle w:val="Compact"/>
+            </w:pPr>
+            <w:r>
+              <w:t xml:space="preserve">count</w:t>
+            </w:r>
+          </w:p>
+        </w:tc>
+      </w:tr>
+      <w:tr>
+        <w:tc>
+          <w:tcPr/>
+          <w:p>
+            <w:pPr>
+              <w:pStyle w:val="Compact"/>
+            </w:pPr>
+            <w:r>
+              <w:t xml:space="preserve">DB rows</w:t>
+            </w:r>
+          </w:p>
+        </w:tc>
+        <w:tc>
+          <w:tcPr/>
+          <w:p>
+            <w:pPr>
+              <w:pStyle w:val="Compact"/>
+            </w:pPr>
+            <w:r>
+              <w:t xml:space="preserve">94</w:t>
+            </w:r>
+          </w:p>
+        </w:tc>
+      </w:tr>
+      <w:tr>
+        <w:tc>
+          <w:tcPr/>
+          <w:p>
+            <w:pPr>
+              <w:pStyle w:val="Compact"/>
+            </w:pPr>
+            <w:r>
+              <w:t xml:space="preserve">parsed blocks</w:t>
+            </w:r>
+          </w:p>
+        </w:tc>
+        <w:tc>
+          <w:tcPr/>
+          <w:p>
+            <w:pPr>
+              <w:pStyle w:val="Compact"/>
+            </w:pPr>
+            <w:r>
+              <w:t xml:space="preserve">92</w:t>
+            </w:r>
+          </w:p>
+        </w:tc>
+      </w:tr>
+      <w:tr>
+        <w:tc>
+          <w:tcPr/>
+          <w:p>
+            <w:pPr>
+              <w:pStyle w:val="Compact"/>
+            </w:pPr>
+            <w:r>
+              <w:t xml:space="preserve">DISTINCT block identities</w:t>
+            </w:r>
+            <w:r>
+              <w:t xml:space="preserve"> </w:t>
+            </w:r>
+            <w:r>
+              <w:rPr>
+                <w:rStyle w:val="VerbatimChar"/>
+              </w:rPr>
+              <w:t xml:space="preserve">(location, CAT, ORD)</w:t>
+            </w:r>
+          </w:p>
+        </w:tc>
+        <w:tc>
+          <w:tcPr/>
+          <w:p>
+            <w:pPr>
+              <w:pStyle w:val="Compact"/>
+            </w:pPr>
+            <w:r>
+              <w:t xml:space="preserve">91</w:t>
+            </w:r>
+          </w:p>
+        </w:tc>
+      </w:tr>
+    </w:tbl>
+    <w:p>
+      <w:pPr>
+        <w:pStyle w:val="BodyText"/>
+      </w:pPr>
+      <w:r>
+        <w:t xml:space="preserve">94 = 91 distinct identities + 2 rows that SHARE an identity with a live successor</w:t>
+      </w:r>
+      <w:r>
+        <w:t xml:space="preserve"> </w:t>
+      </w:r>
+      <w:r>
+        <w:t xml:space="preserve">(TMX-001 shares Fixed</w:t>
+      </w:r>
+      <w:r>
+        <w:t xml:space="preserve"> </w:t>
+      </w:r>
+      <w:r>
+        <w:rPr>
+          <w:rStyle w:val="VerbatimChar"/>
+        </w:rPr>
+        <w:t xml:space="preserve">B3</w:t>
+      </w:r>
+      <w:r>
+        <w:t xml:space="preserve"> </w:t>
+      </w:r>
+      <w:r>
+        <w:t xml:space="preserve">with TMX-054; TMX-071 shares Fixed</w:t>
+      </w:r>
+      <w:r>
+        <w:t xml:space="preserve"> </w:t>
+      </w:r>
+      <w:r>
+        <w:rPr>
+          <w:rStyle w:val="VerbatimChar"/>
+        </w:rPr>
+        <w:t xml:space="preserve">A52</w:t>
+      </w:r>
+      <w:r>
+        <w:t xml:space="preserve"> </w:t>
+      </w:r>
+      <w:r>
+        <w:t xml:space="preserve">with TMX-062) + 1 row</w:t>
+      </w:r>
+      <w:r>
+        <w:t xml:space="preserve"> </w:t>
+      </w:r>
+      <w:r>
+        <w:t xml:space="preserve">whose claimed identity has no block at all (TMX-050 at Fixed</w:t>
+      </w:r>
+      <w:r>
+        <w:t xml:space="preserve"> </w:t>
+      </w:r>
+      <w:r>
+        <w:rPr>
+          <w:rStyle w:val="VerbatimChar"/>
+        </w:rPr>
+        <w:t xml:space="preserve">F1</w:t>
+      </w:r>
+      <w:r>
+        <w:t xml:space="preserve">). 92 = 91 distinct +</w:t>
+      </w:r>
+      <w:r>
+        <w:t xml:space="preserve"> </w:t>
+      </w:r>
+      <w:r>
+        <w:t xml:space="preserve">1 DUPLICATE markdown heading —</w:t>
+      </w:r>
+      <w:r>
+        <w:t xml:space="preserve"> </w:t>
+      </w:r>
+      <w:r>
+        <w:rPr>
+          <w:rStyle w:val="VerbatimChar"/>
+        </w:rPr>
+        <w:t xml:space="preserve">### A52.</w:t>
+      </w:r>
+      <w:r>
+        <w:t xml:space="preserve"> </w:t>
+      </w:r>
+      <w:r>
+        <w:t xml:space="preserve">occurs twice in</w:t>
+      </w:r>
+      <w:r>
+        <w:t xml:space="preserve"> </w:t>
+      </w:r>
+      <w:r>
+        <w:rPr>
+          <w:rStyle w:val="VerbatimChar"/>
+        </w:rPr>
+        <w:t xml:space="preserve">Fixed.md</w:t>
+      </w:r>
+      <w:r>
+        <w:t xml:space="preserve">, at line 2890</w:t>
+      </w:r>
+      <w:r>
+        <w:t xml:space="preserve"> </w:t>
+      </w:r>
+      <w:r>
+        <w:t xml:space="preserve">(TMX-062) and line 3027 (TMX-071).</w:t>
+      </w:r>
+    </w:p>
+    <w:p>
+      <w:pPr>
+        <w:pStyle w:val="BodyText"/>
+      </w:pPr>
+      <w:r>
+        <w:t xml:space="preserve">All three extra rows carry status</w:t>
+      </w:r>
+      <w:r>
+        <w:t xml:space="preserve"> </w:t>
+      </w:r>
+      <w:r>
+        <w:rPr>
+          <w:rStyle w:val="VerbatimChar"/>
+        </w:rPr>
+        <w:t xml:space="preserve">Obsolete (→ Fixed.md)</w:t>
+      </w:r>
+      <w:r>
+        <w:t xml:space="preserve">, which is precisely the case</w:t>
+      </w:r>
+      <w:r>
+        <w:t xml:space="preserve"> </w:t>
+      </w:r>
+      <w:r>
+        <w:rPr>
+          <w:rStyle w:val="VerbatimChar"/>
+        </w:rPr>
+        <w:t xml:space="preserve">validate_identity.go</w:t>
+      </w:r>
+      <w:r>
+        <w:t xml:space="preserve">'s Obsolete guard skips (§11.4.90 — a superseded record may</w:t>
+      </w:r>
+      <w:r>
+        <w:t xml:space="preserve"> </w:t>
+      </w:r>
+      <w:r>
+        <w:t xml:space="preserve">legitimately share its successor's block), so</w:t>
+      </w:r>
+      <w:r>
+        <w:t xml:space="preserve"> </w:t>
+      </w:r>
+      <w:r>
+        <w:rPr>
+          <w:rStyle w:val="VerbatimChar"/>
+        </w:rPr>
+        <w:t xml:space="preserve">validate</w:t>
+      </w:r>
+      <w:r>
+        <w:t xml:space="preserve"> </w:t>
+      </w:r>
+      <w:r>
+        <w:t xml:space="preserve">correctly reports 0 findings.</w:t>
+      </w:r>
+    </w:p>
+    <w:p>
+      <w:pPr>
+        <w:pStyle w:val="BodyText"/>
+      </w:pPr>
+      <w:r>
+        <w:t xml:space="preserve">RETRACTION (§11.4.6): an earlier account of this gap attributed it to the two headings the</w:t>
+      </w:r>
+      <w:r>
+        <w:t xml:space="preserve"> </w:t>
+      </w:r>
+      <w:r>
+        <w:t xml:space="preserve">tightened regex refuses (</w:t>
+      </w:r>
+      <w:r>
+        <w:rPr>
+          <w:rStyle w:val="VerbatimChar"/>
+        </w:rPr>
+        <w:t xml:space="preserve">### TMX-051 — …</w:t>
+      </w:r>
+      <w:r>
+        <w:t xml:space="preserve">,</w:t>
+      </w:r>
+      <w:r>
+        <w:t xml:space="preserve"> </w:t>
+      </w:r>
+      <w:r>
+        <w:rPr>
+          <w:rStyle w:val="VerbatimChar"/>
+        </w:rPr>
+        <w:t xml:space="preserve">### NEZHA-INSTALL-… —</w:t>
+      </w:r>
+      <w:r>
+        <w:t xml:space="preserve">). That mechanism is</w:t>
+      </w:r>
+      <w:r>
+        <w:t xml:space="preserve"> </w:t>
+      </w:r>
+      <w:r>
+        <w:t xml:space="preserve">WRONG and is withdrawn — measured, NO DB row corresponds to either heading, so they</w:t>
+      </w:r>
+      <w:r>
+        <w:t xml:space="preserve"> </w:t>
+      </w:r>
+      <w:r>
+        <w:t xml:space="preserve">contribute ZERO rows. The error was reading the id literal in</w:t>
+      </w:r>
+      <w:r>
+        <w:t xml:space="preserve"> </w:t>
+      </w:r>
+      <w:r>
+        <w:rPr>
+          <w:rStyle w:val="VerbatimChar"/>
+        </w:rPr>
+        <w:t xml:space="preserve">### TMX-051 —</w:t>
+      </w:r>
+      <w:r>
+        <w:t xml:space="preserve"> </w:t>
+      </w:r>
+      <w:r>
+        <w:t xml:space="preserve">as the row</w:t>
+      </w:r>
+      <w:r>
+        <w:t xml:space="preserve"> </w:t>
+      </w:r>
+      <w:r>
+        <w:t xml:space="preserve">whose</w:t>
+      </w:r>
+      <w:r>
+        <w:t xml:space="preserve"> </w:t>
+      </w:r>
+      <w:r>
+        <w:rPr>
+          <w:rStyle w:val="VerbatimChar"/>
+        </w:rPr>
+        <w:t xml:space="preserve">atm_id</w:t>
+      </w:r>
+      <w:r>
+        <w:t xml:space="preserve"> </w:t>
+      </w:r>
+      <w:r>
+        <w:t xml:space="preserve">is TMX-051; that row is a different item entirely (Copy/paste mouse</w:t>
+      </w:r>
+      <w:r>
+        <w:t xml:space="preserve"> </w:t>
+      </w:r>
+      <w:r>
+        <w:t xml:space="preserve">ownership,</w:t>
+      </w:r>
+      <w:r>
+        <w:t xml:space="preserve"> </w:t>
+      </w:r>
+      <w:r>
+        <w:rPr>
+          <w:rStyle w:val="VerbatimChar"/>
+        </w:rPr>
+        <w:t xml:space="preserve">A43</w:t>
+      </w:r>
+      <w:r>
+        <w:t xml:space="preserve">). That is the §11.4.201(9) field-identity class — an id literal matched as</w:t>
+      </w:r>
+      <w:r>
+        <w:t xml:space="preserve"> </w:t>
+      </w:r>
+      <w:r>
+        <w:t xml:space="preserve">a row key — the same shape as the discarded 62-row instrument below. The conclusions were</w:t>
+      </w:r>
+      <w:r>
+        <w:t xml:space="preserve"> </w:t>
+      </w:r>
+      <w:r>
+        <w:t xml:space="preserve">unaffected (gap = 2, no live collision,</w:t>
+      </w:r>
+      <w:r>
+        <w:t xml:space="preserve"> </w:t>
+      </w:r>
+      <w:r>
+        <w:rPr>
+          <w:rStyle w:val="VerbatimChar"/>
+        </w:rPr>
+        <w:t xml:space="preserve">validate</w:t>
+      </w:r>
+      <w:r>
+        <w:t xml:space="preserve"> </w:t>
+      </w:r>
+      <w:r>
+        <w:t xml:space="preserve">0 findings) but they were reached via</w:t>
+      </w:r>
+      <w:r>
+        <w:t xml:space="preserve"> </w:t>
+      </w:r>
+      <w:r>
+        <w:t xml:space="preserve">the wrong rows, and the arithmetic above is the reproducible replacement.</w:t>
+      </w:r>
+    </w:p>
+    <w:bookmarkEnd w:id="11"/>
+    <w:bookmarkStart w:id="12" w:name="corpus-duplication"/>
     <w:p>
       <w:pPr>
         <w:pStyle w:val="Heading2"/>
@@ -632,8 +1061,8 @@
         <w:t xml:space="preserve">and heading-identity across every parsed block in both files.</w:t>
       </w:r>
     </w:p>
-    <w:bookmarkEnd w:id="11"/>
-    <w:bookmarkStart w:id="12" w:name="Xb7d95293f3fee4b92b1149eaca6183804fbdd53"/>
+    <w:bookmarkEnd w:id="12"/>
+    <w:bookmarkStart w:id="13" w:name="Xb7d95293f3fee4b92b1149eaca6183804fbdd53"/>
     <w:p>
       <w:pPr>
         <w:pStyle w:val="Heading2"/>
@@ -982,7 +1411,7 @@
               <w:pStyle w:val="Compact"/>
             </w:pPr>
             <w:r>
-              <w:t xml:space="preserve">reviewer (SURVIVED round 1)</w:t>
+              <w:t xml:space="preserve">reviewer (SURVIVED round 2 — it IS round 2's IMPORTANT-N1)</w:t>
             </w:r>
           </w:p>
         </w:tc>
@@ -1031,7 +1460,7 @@
               <w:pStyle w:val="Compact"/>
             </w:pPr>
             <w:r>
-              <w:t xml:space="preserve">reviewer (SURVIVED round 1)</w:t>
+              <w:t xml:space="preserve">reviewer (SURVIVED round 2 — it IS round 2's MINOR-N4)</w:t>
             </w:r>
           </w:p>
         </w:tc>
@@ -1856,8 +2285,8 @@
         <w:t xml:space="preserve">Both were rewritten to assert what the mutation actually changes.</w:t>
       </w:r>
     </w:p>
-    <w:bookmarkEnd w:id="12"/>
-    <w:bookmarkStart w:id="13" w:name="review-trail-114134-iterate-to-go"/>
+    <w:bookmarkEnd w:id="13"/>
+    <w:bookmarkStart w:id="14" w:name="review-trail-114134-iterate-to-go"/>
     <w:p>
       <w:pPr>
         <w:pStyle w:val="Heading2"/>
@@ -1978,29 +2407,53 @@
         <w:pStyle w:val="BodyText"/>
       </w:pPr>
       <w:r>
-        <w:t xml:space="preserve">Round-numbering note (§11.4.6): no per-round review artifact was written to disk, so</w:t>
-      </w:r>
-      <w:r>
-        <w:t xml:space="preserve"> </w:t>
-      </w:r>
-      <w:r>
-        <w:t xml:space="preserve">the boundary between rounds 1 and 2 could not be reconstructed independently here. The</w:t>
-      </w:r>
-      <w:r>
-        <w:t xml:space="preserve"> </w:t>
-      </w:r>
-      <w:r>
-        <w:t xml:space="preserve">numbering is the reviewer's own record; an earlier revision of this file folded round 1</w:t>
-      </w:r>
-      <w:r>
-        <w:t xml:space="preserve"> </w:t>
-      </w:r>
-      <w:r>
-        <w:t xml:space="preserve">into round 2 and mis-attributed the BLOCKING to round 2.</w:t>
+        <w:t xml:space="preserve">Round-numbering note (§11.4.6): no per-round review artifact was written to disk, so I</w:t>
+      </w:r>
+      <w:r>
+        <w:t xml:space="preserve"> </w:t>
+      </w:r>
+      <w:r>
+        <w:t xml:space="preserve">could not reconstruct the round-1/2 boundary from local state. The numbering is the</w:t>
+      </w:r>
+      <w:r>
+        <w:t xml:space="preserve"> </w:t>
+      </w:r>
+      <w:r>
+        <w:t xml:space="preserve">reviewer's record, now stated explicitly by it with a decisive argument: R1 and R5 ARE</w:t>
+      </w:r>
+      <w:r>
+        <w:t xml:space="preserve"> </w:t>
+      </w:r>
+      <w:r>
+        <w:t xml:space="preserve">round 2's own findings (IMPORTANT-N1 and MINOR-N4), and a mutation that BECAME a round-2</w:t>
+      </w:r>
+      <w:r>
+        <w:t xml:space="preserve"> </w:t>
+      </w:r>
+      <w:r>
+        <w:t xml:space="preserve">finding cannot have survived round 1 — round 1's suite had never seen it. Only M-A</w:t>
+      </w:r>
+      <w:r>
+        <w:t xml:space="preserve"> </w:t>
+      </w:r>
+      <w:r>
+        <w:t xml:space="preserve">survived round 1. Two revisions of this file got this wrong in opposite directions: the</w:t>
+      </w:r>
+      <w:r>
+        <w:t xml:space="preserve"> </w:t>
+      </w:r>
+      <w:r>
+        <w:t xml:space="preserve">first folded round 1 into round 2 and mis-dated the BLOCKING; the second over-rotated and</w:t>
+      </w:r>
+      <w:r>
+        <w:t xml:space="preserve"> </w:t>
+      </w:r>
+      <w:r>
+        <w:t xml:space="preserve">moved all three surviving mutations to round 1. This revision is the settled record.</w:t>
       </w:r>
     </w:p>
-    <w:bookmarkEnd w:id="13"/>
     <w:bookmarkEnd w:id="14"/>
+    <w:bookmarkEnd w:id="15"/>
     <w:sectPr>
       <w:footnotePr>
         <w:numRestart w:val="eachSect"/>

--- a/docs/qa/2026-09-01-heading-regex-widening/closure-evidence.docx
+++ b/docs/qa/2026-09-01-heading-regex-widening/closure-evidence.docx
@@ -10,7 +10,7 @@
         <w:t xml:space="preserve">closure-evidence</w:t>
       </w:r>
     </w:p>
-    <w:bookmarkStart w:id="15" w:name="X48c9c22428cba0d8b5448a6f7aaa9776b93dd81"/>
+    <w:bookmarkStart w:id="16" w:name="X48c9c22428cba0d8b5448a6f7aaa9776b93dd81"/>
     <w:p>
       <w:pPr>
         <w:pStyle w:val="Heading1"/>
@@ -739,13 +739,13 @@
         <w:pStyle w:val="BodyText"/>
       </w:pPr>
       <w:r>
-        <w:t xml:space="preserve">94 = 91 distinct identities + 2 rows that SHARE an identity with a live successor</w:t>
-      </w:r>
-      <w:r>
-        <w:t xml:space="preserve"> </w:t>
-      </w:r>
-      <w:r>
-        <w:t xml:space="preserve">(TMX-001 shares Fixed</w:t>
+        <w:t xml:space="preserve">94 = 91 distinct identities + 2 rows that SHARE a block CODE with another row</w:t>
+      </w:r>
+      <w:r>
+        <w:t xml:space="preserve"> </w:t>
+      </w:r>
+      <w:r>
+        <w:t xml:space="preserve">(TMX-001 / TMX-054 at Fixed</w:t>
       </w:r>
       <w:r>
         <w:t xml:space="preserve"> </w:t>
@@ -757,10 +757,7 @@
         <w:t xml:space="preserve">B3</w:t>
       </w:r>
       <w:r>
-        <w:t xml:space="preserve"> </w:t>
-      </w:r>
-      <w:r>
-        <w:t xml:space="preserve">with TMX-054; TMX-071 shares Fixed</w:t>
+        <w:t xml:space="preserve">; TMX-071 / TMX-062 at Fixed</w:t>
       </w:r>
       <w:r>
         <w:t xml:space="preserve"> </w:t>
@@ -772,16 +769,13 @@
         <w:t xml:space="preserve">A52</w:t>
       </w:r>
       <w:r>
-        <w:t xml:space="preserve"> </w:t>
-      </w:r>
-      <w:r>
-        <w:t xml:space="preserve">with TMX-062) + 1 row</w:t>
-      </w:r>
-      <w:r>
-        <w:t xml:space="preserve"> </w:t>
-      </w:r>
-      <w:r>
-        <w:t xml:space="preserve">whose claimed identity has no block at all (TMX-050 at Fixed</w:t>
+        <w:t xml:space="preserve">) + 1 row whose claimed</w:t>
+      </w:r>
+      <w:r>
+        <w:t xml:space="preserve"> </w:t>
+      </w:r>
+      <w:r>
+        <w:t xml:space="preserve">identity has no block at all (TMX-050 at Fixed</w:t>
       </w:r>
       <w:r>
         <w:t xml:space="preserve"> </w:t>
@@ -793,13 +787,85 @@
         <w:t xml:space="preserve">F1</w:t>
       </w:r>
       <w:r>
-        <w:t xml:space="preserve">). 92 = 91 distinct +</w:t>
-      </w:r>
-      <w:r>
-        <w:t xml:space="preserve"> </w:t>
-      </w:r>
-      <w:r>
-        <w:t xml:space="preserve">1 DUPLICATE markdown heading —</w:t>
+        <w:t xml:space="preserve">). 92 = 91 distinct + 1 duplicated</w:t>
+      </w:r>
+      <w:r>
+        <w:t xml:space="preserve"> </w:t>
+      </w:r>
+      <w:r>
+        <w:t xml:space="preserve">block CODE:</w:t>
+      </w:r>
+      <w:r>
+        <w:t xml:space="preserve"> </w:t>
+      </w:r>
+      <w:r>
+        <w:rPr>
+          <w:rStyle w:val="VerbatimChar"/>
+        </w:rPr>
+        <w:t xml:space="preserve">A52</w:t>
+      </w:r>
+      <w:r>
+        <w:t xml:space="preserve"> </w:t>
+      </w:r>
+      <w:r>
+        <w:t xml:space="preserve">heads TWO blocks in</w:t>
+      </w:r>
+      <w:r>
+        <w:t xml:space="preserve"> </w:t>
+      </w:r>
+      <w:r>
+        <w:rPr>
+          <w:rStyle w:val="VerbatimChar"/>
+        </w:rPr>
+        <w:t xml:space="preserve">Fixed.md</w:t>
+      </w:r>
+      <w:r>
+        <w:t xml:space="preserve"> </w:t>
+      </w:r>
+      <w:r>
+        <w:t xml:space="preserve">— the SPACE-form</w:t>
+      </w:r>
+      <w:r>
+        <w:t xml:space="preserve"> </w:t>
+      </w:r>
+      <w:r>
+        <w:rPr>
+          <w:rStyle w:val="VerbatimChar"/>
+        </w:rPr>
+        <w:t xml:space="preserve">### A52 NO-SUDO-…</w:t>
+      </w:r>
+      <w:r>
+        <w:t xml:space="preserve"> </w:t>
+      </w:r>
+      <w:r>
+        <w:t xml:space="preserve">at</w:t>
+      </w:r>
+      <w:r>
+        <w:t xml:space="preserve"> </w:t>
+      </w:r>
+      <w:r>
+        <w:t xml:space="preserve">line 2890 (TMX-062) and the PERIOD-form</w:t>
+      </w:r>
+      <w:r>
+        <w:t xml:space="preserve"> </w:t>
+      </w:r>
+      <w:r>
+        <w:rPr>
+          <w:rStyle w:val="VerbatimChar"/>
+        </w:rPr>
+        <w:t xml:space="preserve">### A52. META-TEST-72-73-REGISTER-001</w:t>
+      </w:r>
+      <w:r>
+        <w:t xml:space="preserve"> </w:t>
+      </w:r>
+      <w:r>
+        <w:t xml:space="preserve">at line</w:t>
+      </w:r>
+      <w:r>
+        <w:t xml:space="preserve"> </w:t>
+      </w:r>
+      <w:r>
+        <w:t xml:space="preserve">3027 (TMX-071). The literal</w:t>
       </w:r>
       <w:r>
         <w:t xml:space="preserve"> </w:t>
@@ -814,25 +880,98 @@
         <w:t xml:space="preserve"> </w:t>
       </w:r>
       <w:r>
-        <w:t xml:space="preserve">occurs twice in</w:t>
-      </w:r>
-      <w:r>
-        <w:t xml:space="preserve"> </w:t>
-      </w:r>
-      <w:r>
-        <w:rPr>
-          <w:rStyle w:val="VerbatimChar"/>
-        </w:rPr>
-        <w:t xml:space="preserve">Fixed.md</w:t>
-      </w:r>
-      <w:r>
-        <w:t xml:space="preserve">, at line 2890</w:t>
-      </w:r>
-      <w:r>
-        <w:t xml:space="preserve"> </w:t>
-      </w:r>
-      <w:r>
-        <w:t xml:space="preserve">(TMX-062) and line 3027 (TMX-071).</w:t>
+        <w:t xml:space="preserve">occurs exactly ONCE; it is the CODE that repeats,</w:t>
+      </w:r>
+      <w:r>
+        <w:t xml:space="preserve"> </w:t>
+      </w:r>
+      <w:r>
+        <w:t xml:space="preserve">across the two heading forms. (Measured</w:t>
+      </w:r>
+      <w:r>
+        <w:t xml:space="preserve"> </w:t>
+      </w:r>
+      <w:r>
+        <w:rPr>
+          <w:b/>
+          <w:bCs/>
+        </w:rPr>
+        <w:t xml:space="preserve">at HEAD</w:t>
+      </w:r>
+      <w:r>
+        <w:rPr>
+          <w:b/>
+          <w:bCs/>
+        </w:rPr>
+        <w:t xml:space="preserve"> </w:t>
+      </w:r>
+      <w:r>
+        <w:rPr>
+          <w:rStyle w:val="VerbatimChar"/>
+          <w:b/>
+          <w:bCs/>
+        </w:rPr>
+        <w:t xml:space="preserve">5191e82</w:t>
+      </w:r>
+      <w:r>
+        <w:rPr>
+          <w:b/>
+          <w:bCs/>
+        </w:rPr>
+        <w:t xml:space="preserve">, BEFORE the renumber</w:t>
+      </w:r>
+      <w:r>
+        <w:rPr>
+          <w:b/>
+          <w:bCs/>
+        </w:rPr>
+        <w:t xml:space="preserve"> </w:t>
+      </w:r>
+      <w:r>
+        <w:rPr>
+          <w:b/>
+          <w:bCs/>
+        </w:rPr>
+        <w:t xml:space="preserve">recorded below</w:t>
+      </w:r>
+      <w:r>
+        <w:t xml:space="preserve">:</w:t>
+      </w:r>
+      <w:r>
+        <w:t xml:space="preserve"> </w:t>
+      </w:r>
+      <w:r>
+        <w:rPr>
+          <w:rStyle w:val="VerbatimChar"/>
+        </w:rPr>
+        <w:t xml:space="preserve">grep -c '^### A52\.'</w:t>
+      </w:r>
+      <w:r>
+        <w:t xml:space="preserve"> </w:t>
+      </w:r>
+      <w:r>
+        <w:t xml:space="preserve">= 1;</w:t>
+      </w:r>
+      <w:r>
+        <w:t xml:space="preserve"> </w:t>
+      </w:r>
+      <w:r>
+        <w:rPr>
+          <w:rStyle w:val="VerbatimChar"/>
+        </w:rPr>
+        <w:t xml:space="preserve">grep -cE '^### A52(\.| )'</w:t>
+      </w:r>
+      <w:r>
+        <w:t xml:space="preserve"> </w:t>
+      </w:r>
+      <w:r>
+        <w:t xml:space="preserve">= 2. The 2890</w:t>
+      </w:r>
+      <w:r>
+        <w:t xml:space="preserve"> </w:t>
+      </w:r>
+      <w:r>
+        <w:t xml:space="preserve">heading is itself a live specimen of the space form this widening made parseable.)</w:t>
       </w:r>
     </w:p>
     <w:p>
@@ -840,52 +979,215 @@
         <w:pStyle w:val="BodyText"/>
       </w:pPr>
       <w:r>
-        <w:t xml:space="preserve">All three extra rows carry status</w:t>
-      </w:r>
-      <w:r>
-        <w:t xml:space="preserve"> </w:t>
-      </w:r>
-      <w:r>
-        <w:rPr>
-          <w:rStyle w:val="VerbatimChar"/>
-        </w:rPr>
-        <w:t xml:space="preserve">Obsolete (→ Fixed.md)</w:t>
-      </w:r>
-      <w:r>
-        <w:t xml:space="preserve">, which is precisely the case</w:t>
-      </w:r>
-      <w:r>
-        <w:t xml:space="preserve"> </w:t>
-      </w:r>
-      <w:r>
-        <w:rPr>
-          <w:rStyle w:val="VerbatimChar"/>
-        </w:rPr>
-        <w:t xml:space="preserve">validate_identity.go</w:t>
-      </w:r>
-      <w:r>
-        <w:t xml:space="preserve">'s Obsolete guard skips (§11.4.90 — a superseded record may</w:t>
-      </w:r>
-      <w:r>
-        <w:t xml:space="preserve"> </w:t>
-      </w:r>
-      <w:r>
-        <w:t xml:space="preserve">legitimately share its successor's block), so</w:t>
-      </w:r>
-      <w:r>
-        <w:t xml:space="preserve"> </w:t>
-      </w:r>
-      <w:r>
-        <w:rPr>
-          <w:rStyle w:val="VerbatimChar"/>
-        </w:rPr>
-        <w:t xml:space="preserve">validate</w:t>
-      </w:r>
-      <w:r>
-        <w:t xml:space="preserve"> </w:t>
-      </w:r>
-      <w:r>
-        <w:t xml:space="preserve">correctly reports 0 findings.</w:t>
+        <w:rPr>
+          <w:b/>
+          <w:bCs/>
+        </w:rPr>
+        <w:t xml:space="preserve">RESOLVED — and these two measurements NO LONGER reproduce, by design.</w:t>
+      </w:r>
+      <w:r>
+        <w:t xml:space="preserve"> </w:t>
+      </w:r>
+      <w:r>
+        <w:t xml:space="preserve">The collision</w:t>
+      </w:r>
+      <w:r>
+        <w:t xml:space="preserve"> </w:t>
+      </w:r>
+      <w:r>
+        <w:t xml:space="preserve">was a genuine §11.4.19 one-item-one-block violation with measured data loss:</w:t>
+      </w:r>
+      <w:r>
+        <w:t xml:space="preserve"> </w:t>
+      </w:r>
+      <w:r>
+        <w:rPr>
+          <w:rStyle w:val="VerbatimChar"/>
+        </w:rPr>
+        <w:t xml:space="preserve">Fixed.md</w:t>
+      </w:r>
+      <w:r>
+        <w:t xml:space="preserve"> </w:t>
+      </w:r>
+      <w:r>
+        <w:t xml:space="preserve">carried 25 blocks declaring a</w:t>
+      </w:r>
+      <w:r>
+        <w:t xml:space="preserve"> </w:t>
+      </w:r>
+      <w:r>
+        <w:rPr>
+          <w:rStyle w:val="VerbatimChar"/>
+        </w:rPr>
+        <w:t xml:space="preserve">**TMX-ID:**</w:t>
+      </w:r>
+      <w:r>
+        <w:t xml:space="preserve"> </w:t>
+      </w:r>
+      <w:r>
+        <w:t xml:space="preserve">while the owner map held 24 keys, because</w:t>
+      </w:r>
+      <w:r>
+        <w:t xml:space="preserve"> </w:t>
+      </w:r>
+      <w:r>
+        <w:t xml:space="preserve">first-declarer-wins silently discarded TMX-071's assertion. The</w:t>
+      </w:r>
+      <w:r>
+        <w:t xml:space="preserve"> </w:t>
+      </w:r>
+      <w:r>
+        <w:rPr>
+          <w:rStyle w:val="VerbatimChar"/>
+        </w:rPr>
+        <w:t xml:space="preserve">Fixed.md</w:t>
+      </w:r>
+      <w:r>
+        <w:t xml:space="preserve"> </w:t>
+      </w:r>
+      <w:r>
+        <w:t xml:space="preserve">TMX-071 block</w:t>
+      </w:r>
+      <w:r>
+        <w:t xml:space="preserve"> </w:t>
+      </w:r>
+      <w:r>
+        <w:t xml:space="preserve">was renumbered</w:t>
+      </w:r>
+      <w:r>
+        <w:t xml:space="preserve"> </w:t>
+      </w:r>
+      <w:r>
+        <w:rPr>
+          <w:rStyle w:val="VerbatimChar"/>
+        </w:rPr>
+        <w:t xml:space="preserve">### A52.</w:t>
+      </w:r>
+      <w:r>
+        <w:t xml:space="preserve"> </w:t>
+      </w:r>
+      <w:r>
+        <w:t xml:space="preserve">→</w:t>
+      </w:r>
+      <w:r>
+        <w:t xml:space="preserve"> </w:t>
+      </w:r>
+      <w:r>
+        <w:rPr>
+          <w:rStyle w:val="VerbatimChar"/>
+        </w:rPr>
+        <w:t xml:space="preserve">### A56.</w:t>
+      </w:r>
+      <w:r>
+        <w:t xml:space="preserve"> </w:t>
+      </w:r>
+      <w:r>
+        <w:t xml:space="preserve">(A56 was free; highest was A55), and the sync's</w:t>
+      </w:r>
+      <w:r>
+        <w:t xml:space="preserve"> </w:t>
+      </w:r>
+      <w:r>
+        <w:rPr>
+          <w:rStyle w:val="VerbatimChar"/>
+        </w:rPr>
+        <w:t xml:space="preserve">ExplicitATM</w:t>
+      </w:r>
+      <w:r>
+        <w:t xml:space="preserve"> </w:t>
+      </w:r>
+      <w:r>
+        <w:t xml:space="preserve">path recorded the identity rebind</w:t>
+      </w:r>
+      <w:r>
+        <w:t xml:space="preserve"> </w:t>
+      </w:r>
+      <w:r>
+        <w:t xml:space="preserve">(</w:t>
+      </w:r>
+      <w:r>
+        <w:rPr>
+          <w:rStyle w:val="VerbatimChar"/>
+        </w:rPr>
+        <w:t xml:space="preserve">TMX-071 (was A52 … in Fixed -&gt; now A56 … in Fixed)</w:t>
+      </w:r>
+      <w:r>
+        <w:t xml:space="preserve">). Post-renumber the same two</w:t>
+      </w:r>
+      <w:r>
+        <w:t xml:space="preserve"> </w:t>
+      </w:r>
+      <w:r>
+        <w:t xml:space="preserve">commands measure</w:t>
+      </w:r>
+      <w:r>
+        <w:t xml:space="preserve"> </w:t>
+      </w:r>
+      <w:r>
+        <w:rPr>
+          <w:rStyle w:val="VerbatimChar"/>
+        </w:rPr>
+        <w:t xml:space="preserve">0</w:t>
+      </w:r>
+      <w:r>
+        <w:t xml:space="preserve"> </w:t>
+      </w:r>
+      <w:r>
+        <w:t xml:space="preserve">and</w:t>
+      </w:r>
+      <w:r>
+        <w:t xml:space="preserve"> </w:t>
+      </w:r>
+      <w:r>
+        <w:rPr>
+          <w:rStyle w:val="VerbatimChar"/>
+        </w:rPr>
+        <w:t xml:space="preserve">1</w:t>
+      </w:r>
+      <w:r>
+        <w:t xml:space="preserve">, and the owner map holds 25 keys with</w:t>
+      </w:r>
+      <w:r>
+        <w:t xml:space="preserve"> </w:t>
+      </w:r>
+      <w:r>
+        <w:rPr>
+          <w:rStyle w:val="VerbatimChar"/>
+        </w:rPr>
+        <w:t xml:space="preserve">owners['A52']=TMX-062</w:t>
+      </w:r>
+      <w:r>
+        <w:t xml:space="preserve">,</w:t>
+      </w:r>
+      <w:r>
+        <w:t xml:space="preserve"> </w:t>
+      </w:r>
+      <w:r>
+        <w:rPr>
+          <w:rStyle w:val="VerbatimChar"/>
+        </w:rPr>
+        <w:t xml:space="preserve">owners['A56']=TMX-071</w:t>
+      </w:r>
+      <w:r>
+        <w:t xml:space="preserve">. An independent review (2026-09-01)</w:t>
+      </w:r>
+      <w:r>
+        <w:t xml:space="preserve"> </w:t>
+      </w:r>
+      <w:r>
+        <w:t xml:space="preserve">correctly flagged that leaving the pre-renumber figures in the present tense made this</w:t>
+      </w:r>
+      <w:r>
+        <w:t xml:space="preserve"> </w:t>
+      </w:r>
+      <w:r>
+        <w:t xml:space="preserve">record cite measurements its own batch had falsified — §11.4.6. They are pinned to their</w:t>
+      </w:r>
+      <w:r>
+        <w:t xml:space="preserve"> </w:t>
+      </w:r>
+      <w:r>
+        <w:t xml:space="preserve">revision above rather than deleted, because the collision they document was real.</w:t>
       </w:r>
     </w:p>
     <w:p>
@@ -893,6 +1195,197 @@
         <w:pStyle w:val="BodyText"/>
       </w:pPr>
       <w:r>
+        <w:t xml:space="preserve">CODE-LEVEL vs BLOCK-LEVEL — both true, different joins. At the BLOCK level the sync binds</w:t>
+      </w:r>
+      <w:r>
+        <w:t xml:space="preserve"> </w:t>
+      </w:r>
+      <w:r>
+        <w:t xml:space="preserve">92 blocks to 92 rows 1:1, INCLUDING TMX-071, which binds to its OWN block at 3027; only</w:t>
+      </w:r>
+      <w:r>
+        <w:t xml:space="preserve"> </w:t>
+      </w:r>
+      <w:r>
+        <w:t xml:space="preserve">TMX-001 (genuinely sharing TMX-054's single</w:t>
+      </w:r>
+      <w:r>
+        <w:t xml:space="preserve"> </w:t>
+      </w:r>
+      <w:r>
+        <w:rPr>
+          <w:rStyle w:val="VerbatimChar"/>
+        </w:rPr>
+        <w:t xml:space="preserve">B3</w:t>
+      </w:r>
+      <w:r>
+        <w:t xml:space="preserve"> </w:t>
+      </w:r>
+      <w:r>
+        <w:t xml:space="preserve">block) and TMX-050 (no block) fall</w:t>
+      </w:r>
+      <w:r>
+        <w:t xml:space="preserve"> </w:t>
+      </w:r>
+      <w:r>
+        <w:t xml:space="preserve">outside the binding, so 94 = 92 + 2. At the CODE level the decomposition above gives</w:t>
+      </w:r>
+      <w:r>
+        <w:t xml:space="preserve"> </w:t>
+      </w:r>
+      <w:r>
+        <w:t xml:space="preserve">94 = 91 + 2 + 1. The two reconcile exactly; TMX-071 shares a CODE with TMX-062, not a BLOCK.</w:t>
+      </w:r>
+    </w:p>
+    <w:p>
+      <w:pPr>
+        <w:pStyle w:val="BodyText"/>
+      </w:pPr>
+      <w:r>
+        <w:t xml:space="preserve">All three extra rows carry status</w:t>
+      </w:r>
+      <w:r>
+        <w:t xml:space="preserve"> </w:t>
+      </w:r>
+      <w:r>
+        <w:rPr>
+          <w:rStyle w:val="VerbatimChar"/>
+        </w:rPr>
+        <w:t xml:space="preserve">Obsolete (→ Fixed.md)</w:t>
+      </w:r>
+      <w:r>
+        <w:t xml:space="preserve">, and the operative reason</w:t>
+      </w:r>
+      <w:r>
+        <w:t xml:space="preserve"> </w:t>
+      </w:r>
+      <w:r>
+        <w:rPr>
+          <w:rStyle w:val="VerbatimChar"/>
+        </w:rPr>
+        <w:t xml:space="preserve">validate</w:t>
+      </w:r>
+      <w:r>
+        <w:t xml:space="preserve"> </w:t>
+      </w:r>
+      <w:r>
+        <w:t xml:space="preserve">reports 0 findings is simply</w:t>
+      </w:r>
+      <w:r>
+        <w:t xml:space="preserve"> </w:t>
+      </w:r>
+      <w:r>
+        <w:rPr>
+          <w:rStyle w:val="VerbatimChar"/>
+        </w:rPr>
+        <w:t xml:space="preserve">validate_identity.go</w:t>
+      </w:r>
+      <w:r>
+        <w:t xml:space="preserve">'s Obsolete-status skip.</w:t>
+      </w:r>
+      <w:r>
+        <w:t xml:space="preserve"> </w:t>
+      </w:r>
+      <w:r>
+        <w:t xml:space="preserve">The §11.4.90 "a superseded record may share its successor's block" rationale applies ONLY</w:t>
+      </w:r>
+      <w:r>
+        <w:t xml:space="preserve"> </w:t>
+      </w:r>
+      <w:r>
+        <w:t xml:space="preserve">to the TMX-001 / TMX-054</w:t>
+      </w:r>
+      <w:r>
+        <w:t xml:space="preserve"> </w:t>
+      </w:r>
+      <w:r>
+        <w:rPr>
+          <w:rStyle w:val="VerbatimChar"/>
+        </w:rPr>
+        <w:t xml:space="preserve">B3</w:t>
+      </w:r>
+      <w:r>
+        <w:t xml:space="preserve"> </w:t>
+      </w:r>
+      <w:r>
+        <w:t xml:space="preserve">pair: TMX-071's own</w:t>
+      </w:r>
+      <w:r>
+        <w:t xml:space="preserve"> </w:t>
+      </w:r>
+      <w:r>
+        <w:rPr>
+          <w:rStyle w:val="VerbatimChar"/>
+        </w:rPr>
+        <w:t xml:space="preserve">Obsolete-Details</w:t>
+      </w:r>
+      <w:r>
+        <w:t xml:space="preserve"> </w:t>
+      </w:r>
+      <w:r>
+        <w:t xml:space="preserve">names its superseding</w:t>
+      </w:r>
+      <w:r>
+        <w:t xml:space="preserve"> </w:t>
+      </w:r>
+      <w:r>
+        <w:t xml:space="preserve">item as</w:t>
+      </w:r>
+      <w:r>
+        <w:t xml:space="preserve"> </w:t>
+      </w:r>
+      <w:r>
+        <w:rPr>
+          <w:b/>
+          <w:bCs/>
+        </w:rPr>
+        <w:t xml:space="preserve">TMX-076</w:t>
+      </w:r>
+      <w:r>
+        <w:t xml:space="preserve"> </w:t>
+      </w:r>
+      <w:r>
+        <w:t xml:space="preserve">(</w:t>
+      </w:r>
+      <w:r>
+        <w:rPr>
+          <w:rStyle w:val="VerbatimChar"/>
+        </w:rPr>
+        <w:t xml:space="preserve">Issues.md</w:t>
+      </w:r>
+      <w:r>
+        <w:t xml:space="preserve"> </w:t>
+      </w:r>
+      <w:r>
+        <w:t xml:space="preserve">§A3), NOT TMX-062 — the two</w:t>
+      </w:r>
+      <w:r>
+        <w:t xml:space="preserve"> </w:t>
+      </w:r>
+      <w:r>
+        <w:rPr>
+          <w:rStyle w:val="VerbatimChar"/>
+        </w:rPr>
+        <w:t xml:space="preserve">A52</w:t>
+      </w:r>
+      <w:r>
+        <w:t xml:space="preserve"> </w:t>
+      </w:r>
+      <w:r>
+        <w:t xml:space="preserve">items are unrelated —</w:t>
+      </w:r>
+      <w:r>
+        <w:t xml:space="preserve"> </w:t>
+      </w:r>
+      <w:r>
+        <w:t xml:space="preserve">and TMX-050 shares a block with nothing.</w:t>
+      </w:r>
+    </w:p>
+    <w:p>
+      <w:pPr>
+        <w:pStyle w:val="BodyText"/>
+      </w:pPr>
+      <w:r>
         <w:t xml:space="preserve">RETRACTION (§11.4.6): an earlier account of this gap attributed it to the two headings the</w:t>
       </w:r>
       <w:r>
@@ -992,7 +1485,7 @@
         <w:t xml:space="preserve"> </w:t>
       </w:r>
       <w:r>
-        <w:t xml:space="preserve">a row key — the same shape as the discarded 62-row instrument below. The conclusions were</w:t>
+        <w:t xml:space="preserve">a row key — the same shape as the discarded 62-row instrument described next. The conclusions were</w:t>
       </w:r>
       <w:r>
         <w:t xml:space="preserve"> </w:t>
@@ -1023,13 +1516,13 @@
       </w:r>
     </w:p>
     <w:bookmarkEnd w:id="11"/>
-    <w:bookmarkStart w:id="12" w:name="corpus-duplication"/>
+    <w:bookmarkStart w:id="12" w:name="X8fe21e04bb96818d866f2191cfa98d98542cb98"/>
     <w:p>
       <w:pPr>
         <w:pStyle w:val="Heading2"/>
       </w:pPr>
       <w:r>
-        <w:t xml:space="preserve">Corpus duplication</w:t>
+        <w:t xml:space="preserve">Instruments discarded during this investigation (§11.4.201)</w:t>
       </w:r>
     </w:p>
     <w:p>
@@ -1037,32 +1530,429 @@
         <w:pStyle w:val="FirstParagraph"/>
       </w:pPr>
       <w:r>
-        <w:t xml:space="preserve">Cross-tracker duplicates BEFORE: 5 (G1..G4 in both trackers; A50 claimed by two</w:t>
-      </w:r>
-      <w:r>
-        <w:t xml:space="preserve"> </w:t>
-      </w:r>
-      <w:r>
-        <w:t xml:space="preserve">items). AFTER: 0 — enforced at the sync seam, which now refuses on the union of</w:t>
-      </w:r>
-      <w:r>
-        <w:t xml:space="preserve"> </w:t>
-      </w:r>
-      <w:r>
-        <w:rPr>
-          <w:rStyle w:val="VerbatimChar"/>
-        </w:rPr>
-        <w:t xml:space="preserve">**TMX-ID:**</w:t>
-      </w:r>
-      <w:r>
-        <w:t xml:space="preserve"> </w:t>
-      </w:r>
-      <w:r>
-        <w:t xml:space="preserve">and heading-identity across every parsed block in both files.</w:t>
+        <w:t xml:space="preserve">Three measurement attempts produced confident wrong numbers before the arithmetic above</w:t>
+      </w:r>
+      <w:r>
+        <w:t xml:space="preserve"> </w:t>
+      </w:r>
+      <w:r>
+        <w:t xml:space="preserve">was reached. Each is recorded because the failure shape, not the number, is the lesson.</w:t>
+      </w:r>
+    </w:p>
+    <w:tbl>
+      <w:tblPr>
+        <w:tblStyle w:val="Table"/>
+        <w:tblW w:type="auto" w:w="0"/>
+        <w:tblLook w:firstRow="1" w:lastRow="0" w:firstColumn="0" w:lastColumn="0" w:noHBand="0" w:noVBand="0" w:val="0020"/>
+      </w:tblPr>
+      <w:tblGrid>
+        <w:gridCol w:w="2640"/>
+        <w:gridCol w:w="2640"/>
+        <w:gridCol w:w="2640"/>
+      </w:tblGrid>
+      <w:tr>
+        <w:trPr>
+          <w:tblHeader w:val="on"/>
+        </w:trPr>
+        <w:tc>
+          <w:tcPr/>
+          <w:p>
+            <w:pPr>
+              <w:pStyle w:val="Compact"/>
+            </w:pPr>
+            <w:r>
+              <w:t xml:space="preserve">Reported</w:t>
+            </w:r>
+          </w:p>
+        </w:tc>
+        <w:tc>
+          <w:tcPr/>
+          <w:p>
+            <w:pPr>
+              <w:pStyle w:val="Compact"/>
+            </w:pPr>
+            <w:r>
+              <w:t xml:space="preserve">Instrument</w:t>
+            </w:r>
+          </w:p>
+        </w:tc>
+        <w:tc>
+          <w:tcPr/>
+          <w:p>
+            <w:pPr>
+              <w:pStyle w:val="Compact"/>
+            </w:pPr>
+            <w:r>
+              <w:t xml:space="preserve">Why it was wrong</w:t>
+            </w:r>
+          </w:p>
+        </w:tc>
+      </w:tr>
+      <w:tr>
+        <w:tc>
+          <w:tcPr/>
+          <w:p>
+            <w:pPr>
+              <w:pStyle w:val="Compact"/>
+            </w:pPr>
+            <w:r>
+              <w:t xml:space="preserve">"62 rows missing from markdown"</w:t>
+            </w:r>
+          </w:p>
+        </w:tc>
+        <w:tc>
+          <w:tcPr/>
+          <w:p>
+            <w:pPr>
+              <w:pStyle w:val="Compact"/>
+            </w:pPr>
+            <w:r>
+              <w:t xml:space="preserve">joined rows to blocks on the</w:t>
+            </w:r>
+            <w:r>
+              <w:t xml:space="preserve"> </w:t>
+            </w:r>
+            <w:r>
+              <w:rPr>
+                <w:rStyle w:val="VerbatimChar"/>
+              </w:rPr>
+              <w:t xml:space="preserve">**TMX-ID:**</w:t>
+            </w:r>
+            <w:r>
+              <w:t xml:space="preserve"> </w:t>
+            </w:r>
+            <w:r>
+              <w:t xml:space="preserve">literal</w:t>
+            </w:r>
+          </w:p>
+        </w:tc>
+        <w:tc>
+          <w:tcPr/>
+          <w:p>
+            <w:pPr>
+              <w:pStyle w:val="Compact"/>
+            </w:pPr>
+            <w:r>
+              <w:t xml:space="preserve">60 of 85</w:t>
+            </w:r>
+            <w:r>
+              <w:t xml:space="preserve"> </w:t>
+            </w:r>
+            <w:r>
+              <w:rPr>
+                <w:rStyle w:val="VerbatimChar"/>
+              </w:rPr>
+              <w:t xml:space="preserve">Fixed.md</w:t>
+            </w:r>
+            <w:r>
+              <w:t xml:space="preserve"> </w:t>
+            </w:r>
+            <w:r>
+              <w:t xml:space="preserve">blocks declare no such line at all, so the join measured the KNOWN missing-id-line gap, not row absence (§11.4.201(9) — an id literal read as a row key)</w:t>
+            </w:r>
+          </w:p>
+        </w:tc>
+      </w:tr>
+      <w:tr>
+        <w:tc>
+          <w:tcPr/>
+          <w:p>
+            <w:pPr>
+              <w:pStyle w:val="Compact"/>
+            </w:pPr>
+            <w:r>
+              <w:t xml:space="preserve">"79 rows unbound by heading hash"</w:t>
+            </w:r>
+          </w:p>
+        </w:tc>
+        <w:tc>
+          <w:tcPr/>
+          <w:p>
+            <w:pPr>
+              <w:pStyle w:val="Compact"/>
+            </w:pPr>
+            <w:r>
+              <w:t xml:space="preserve">reimplemented</w:t>
+            </w:r>
+            <w:r>
+              <w:t xml:space="preserve"> </w:t>
+            </w:r>
+            <w:r>
+              <w:rPr>
+                <w:rStyle w:val="VerbatimChar"/>
+              </w:rPr>
+              <w:t xml:space="preserve">computeHeadingHash</w:t>
+            </w:r>
+            <w:r>
+              <w:t xml:space="preserve"> </w:t>
+            </w:r>
+            <w:r>
+              <w:t xml:space="preserve">over the RAW heading remainder</w:t>
+            </w:r>
+          </w:p>
+        </w:tc>
+        <w:tc>
+          <w:tcPr/>
+          <w:p>
+            <w:pPr>
+              <w:pStyle w:val="Compact"/>
+            </w:pPr>
+            <w:r>
+              <w:rPr>
+                <w:rStyle w:val="VerbatimChar"/>
+              </w:rPr>
+              <w:t xml:space="preserve">parser.go:201</w:t>
+            </w:r>
+            <w:r>
+              <w:t xml:space="preserve"> </w:t>
+            </w:r>
+            <w:r>
+              <w:t xml:space="preserve">hashes</w:t>
+            </w:r>
+            <w:r>
+              <w:t xml:space="preserve"> </w:t>
+            </w:r>
+            <w:r>
+              <w:rPr>
+                <w:rStyle w:val="VerbatimChar"/>
+              </w:rPr>
+              <w:t xml:space="preserve">cleanTitle</w:t>
+            </w:r>
+            <w:r>
+              <w:t xml:space="preserve"> </w:t>
+            </w:r>
+            <w:r>
+              <w:t xml:space="preserve">— the remainder with its trailing</w:t>
+            </w:r>
+            <w:r>
+              <w:t xml:space="preserve"> </w:t>
+            </w:r>
+            <w:r>
+              <w:rPr>
+                <w:rStyle w:val="VerbatimChar"/>
+              </w:rPr>
+              <w:t xml:space="preserve">— `STATUS`</w:t>
+            </w:r>
+            <w:r>
+              <w:t xml:space="preserve"> </w:t>
+            </w:r>
+            <w:r>
+              <w:t xml:space="preserve">hint stripped by</w:t>
+            </w:r>
+            <w:r>
+              <w:t xml:space="preserve"> </w:t>
+            </w:r>
+            <w:r>
+              <w:rPr>
+                <w:rStyle w:val="VerbatimChar"/>
+              </w:rPr>
+              <w:t xml:space="preserve">trailingStatusRE</w:t>
+            </w:r>
+            <w:r>
+              <w:t xml:space="preserve">. With the strip the same computation yields unbound=2; without it, 79. The 79 are exactly the rows whose blocks carry a trailing hint</w:t>
+            </w:r>
+          </w:p>
+        </w:tc>
+      </w:tr>
+      <w:tr>
+        <w:tc>
+          <w:tcPr/>
+          <w:p>
+            <w:pPr>
+              <w:pStyle w:val="Compact"/>
+            </w:pPr>
+            <w:r>
+              <w:t xml:space="preserve">"the gap is the two refused headings"</w:t>
+            </w:r>
+          </w:p>
+        </w:tc>
+        <w:tc>
+          <w:tcPr/>
+          <w:p>
+            <w:pPr>
+              <w:pStyle w:val="Compact"/>
+            </w:pPr>
+            <w:r>
+              <w:t xml:space="preserve">read the id literal in</w:t>
+            </w:r>
+            <w:r>
+              <w:t xml:space="preserve"> </w:t>
+            </w:r>
+            <w:r>
+              <w:rPr>
+                <w:rStyle w:val="VerbatimChar"/>
+              </w:rPr>
+              <w:t xml:space="preserve">### TMX-051 —</w:t>
+            </w:r>
+            <w:r>
+              <w:t xml:space="preserve"> </w:t>
+            </w:r>
+            <w:r>
+              <w:t xml:space="preserve">as the row whose</w:t>
+            </w:r>
+            <w:r>
+              <w:t xml:space="preserve"> </w:t>
+            </w:r>
+            <w:r>
+              <w:rPr>
+                <w:rStyle w:val="VerbatimChar"/>
+              </w:rPr>
+              <w:t xml:space="preserve">atm_id</w:t>
+            </w:r>
+            <w:r>
+              <w:t xml:space="preserve"> </w:t>
+            </w:r>
+            <w:r>
+              <w:t xml:space="preserve">is TMX-051</w:t>
+            </w:r>
+          </w:p>
+        </w:tc>
+        <w:tc>
+          <w:tcPr/>
+          <w:p>
+            <w:pPr>
+              <w:pStyle w:val="Compact"/>
+            </w:pPr>
+            <w:r>
+              <w:t xml:space="preserve">that row is an unrelated item (Copy/paste mouse ownership,</w:t>
+            </w:r>
+            <w:r>
+              <w:t xml:space="preserve"> </w:t>
+            </w:r>
+            <w:r>
+              <w:rPr>
+                <w:rStyle w:val="VerbatimChar"/>
+              </w:rPr>
+              <w:t xml:space="preserve">A43</w:t>
+            </w:r>
+            <w:r>
+              <w:t xml:space="preserve">); no row corresponds to either refused heading (§11.4.201(9), the same class as the first row)</w:t>
+            </w:r>
+          </w:p>
+        </w:tc>
+      </w:tr>
+    </w:tbl>
+    <w:p>
+      <w:pPr>
+        <w:pStyle w:val="BodyText"/>
+      </w:pPr>
+      <w:r>
+        <w:t xml:space="preserve">The "79 = stored-hash convention drift (TMX-093)" reading is refuted twice: numerically</w:t>
+      </w:r>
+      <w:r>
+        <w:t xml:space="preserve"> </w:t>
+      </w:r>
+      <w:r>
+        <w:t xml:space="preserve">above, and by the live sync itself — round 4's</w:t>
+      </w:r>
+      <w:r>
+        <w:t xml:space="preserve"> </w:t>
+      </w:r>
+      <w:r>
+        <w:rPr>
+          <w:rStyle w:val="VerbatimChar"/>
+        </w:rPr>
+        <w:t xml:space="preserve">itemContentEqual</w:t>
+      </w:r>
+      <w:r>
+        <w:t xml:space="preserve"> </w:t>
+      </w:r>
+      <w:r>
+        <w:t xml:space="preserve">now compares</w:t>
+      </w:r>
+      <w:r>
+        <w:t xml:space="preserve"> </w:t>
+      </w:r>
+      <w:r>
+        <w:rPr>
+          <w:rStyle w:val="VerbatimChar"/>
+        </w:rPr>
+        <w:t xml:space="preserve">HeadingHash</w:t>
+      </w:r>
+      <w:r>
+        <w:t xml:space="preserve">, so an idempotent</w:t>
+      </w:r>
+      <w:r>
+        <w:t xml:space="preserve"> </w:t>
+      </w:r>
+      <w:r>
+        <w:rPr>
+          <w:rStyle w:val="VerbatimChar"/>
+        </w:rPr>
+        <w:t xml:space="preserve">unchanged=92, updated=0</w:t>
+      </w:r>
+      <w:r>
+        <w:t xml:space="preserve"> </w:t>
+      </w:r>
+      <w:r>
+        <w:t xml:space="preserve">with zero rebinds PROVES stored</w:t>
+      </w:r>
+      <w:r>
+        <w:t xml:space="preserve"> </w:t>
+      </w:r>
+      <w:r>
+        <w:t xml:space="preserve">hash == parser hash for all 92 bound rows. 79 drifted hashes would have produced 79</w:t>
+      </w:r>
+      <w:r>
+        <w:t xml:space="preserve"> </w:t>
+      </w:r>
+      <w:r>
+        <w:t xml:space="preserve">updates, not zero. TMX-093's convention split reaches only</w:t>
+      </w:r>
+      <w:r>
+        <w:t xml:space="preserve"> </w:t>
+      </w:r>
+      <w:r>
+        <w:rPr>
+          <w:rStyle w:val="VerbatimChar"/>
+        </w:rPr>
+        <w:t xml:space="preserve">add</w:t>
+      </w:r>
+      <w:r>
+        <w:t xml:space="preserve">-created rows.</w:t>
       </w:r>
     </w:p>
     <w:bookmarkEnd w:id="12"/>
-    <w:bookmarkStart w:id="13" w:name="Xb7d95293f3fee4b92b1149eaca6183804fbdd53"/>
+    <w:bookmarkStart w:id="13" w:name="corpus-duplication"/>
+    <w:p>
+      <w:pPr>
+        <w:pStyle w:val="Heading2"/>
+      </w:pPr>
+      <w:r>
+        <w:t xml:space="preserve">Corpus duplication</w:t>
+      </w:r>
+    </w:p>
+    <w:p>
+      <w:pPr>
+        <w:pStyle w:val="FirstParagraph"/>
+      </w:pPr>
+      <w:r>
+        <w:t xml:space="preserve">Cross-tracker duplicates BEFORE: 5 (G1..G4 in both trackers; A50 claimed by two</w:t>
+      </w:r>
+      <w:r>
+        <w:t xml:space="preserve"> </w:t>
+      </w:r>
+      <w:r>
+        <w:t xml:space="preserve">items). AFTER: 0 — enforced at the sync seam, which now refuses on the union of</w:t>
+      </w:r>
+      <w:r>
+        <w:t xml:space="preserve"> </w:t>
+      </w:r>
+      <w:r>
+        <w:rPr>
+          <w:rStyle w:val="VerbatimChar"/>
+        </w:rPr>
+        <w:t xml:space="preserve">**TMX-ID:**</w:t>
+      </w:r>
+      <w:r>
+        <w:t xml:space="preserve"> </w:t>
+      </w:r>
+      <w:r>
+        <w:t xml:space="preserve">and heading-identity across every parsed block in both files.</w:t>
+      </w:r>
+    </w:p>
+    <w:bookmarkEnd w:id="13"/>
+    <w:bookmarkStart w:id="14" w:name="Xb7d95293f3fee4b92b1149eaca6183804fbdd53"/>
     <w:p>
       <w:pPr>
         <w:pStyle w:val="Heading2"/>
@@ -2285,8 +3175,8 @@
         <w:t xml:space="preserve">Both were rewritten to assert what the mutation actually changes.</w:t>
       </w:r>
     </w:p>
-    <w:bookmarkEnd w:id="13"/>
-    <w:bookmarkStart w:id="14" w:name="review-trail-114134-iterate-to-go"/>
+    <w:bookmarkEnd w:id="14"/>
+    <w:bookmarkStart w:id="15" w:name="review-trail-114134-iterate-to-go"/>
     <w:p>
       <w:pPr>
         <w:pStyle w:val="Heading2"/>
@@ -2452,8 +3342,8 @@
         <w:t xml:space="preserve">moved all three surviving mutations to round 1. This revision is the settled record.</w:t>
       </w:r>
     </w:p>
-    <w:bookmarkEnd w:id="14"/>
     <w:bookmarkEnd w:id="15"/>
+    <w:bookmarkEnd w:id="16"/>
     <w:sectPr>
       <w:footnotePr>
         <w:numRestart w:val="eachSect"/>
